--- a/縣府案件/19_現金增資700萬元完成變更登記報請備查_函稿.docx
+++ b/縣府案件/19_現金增資700萬元完成變更登記報請備查_函稿.docx
@@ -261,7 +261,7 @@
           <w:sz w:val="21"/>
           <w:szCs w:val="21"/>
         </w:rPr>
-        <w:t xml:space="preserve">(二)茲本公司再完成現金增資新臺幣 700 萬元,業經經濟部 115 年【　】月【　】日經授商字第【　　　　　】號函核准變更登記在案,增資後實收資本額為新臺幣【3,800】萬元。經濟部核准函及公司變更登記表影本如附件 1、附件 2。</w:t>
+        <w:t xml:space="preserve">(二)茲本公司再完成現金增資新臺幣 700 萬元(現金增資發行新股 70 萬股,每股金額 10 元),業經經濟部 115 年 7 月 27 日經授商字第 11530609290 號函准予變更登記在案,增資後實收資本總額為新臺幣 3,800 萬元(資本總額新臺幣 5,000 萬元)。經濟部核准函及股份有限公司變更登記表影本如附件 1、附件 2。</w:t>
       </w:r>
     </w:p>
     <w:p>
@@ -404,7 +404,7 @@
           <w:sz w:val="21"/>
           <w:szCs w:val="21"/>
         </w:rPr>
-        <w:t xml:space="preserve">附件 1:經濟部 115 年【　】月【　】日經授商字第【　　　　　】號函影本一份</w:t>
+        <w:t xml:space="preserve">附件 1:經濟部 115 年 7 月 27 日經授商字第 11530609290 號函影本一份</w:t>
       </w:r>
     </w:p>
     <w:p>
@@ -417,7 +417,7 @@
           <w:sz w:val="21"/>
           <w:szCs w:val="21"/>
         </w:rPr>
-        <w:t xml:space="preserve">附件 2:公司變更登記表影本一份</w:t>
+        <w:t xml:space="preserve">附件 2:股份有限公司變更登記表(經濟部商業發展署 115 年 7 月 27 日核准,共 4 頁)影本一份</w:t>
       </w:r>
     </w:p>
     <w:p>
@@ -476,33 +476,87 @@
           <w:sz w:val="21"/>
           <w:szCs w:val="21"/>
         </w:rPr>
-        <w:t xml:space="preserve">金額與資本額必以經濟部文件核對後填入</w:t>
-      </w:r>
-      <w:r>
-        <w:rPr>
-          <w:rFonts w:ascii="Microsoft JhengHei" w:cs="Microsoft JhengHei" w:eastAsia="Microsoft JhengHei" w:hAnsi="Microsoft JhengHei"/>
-          <w:sz w:val="21"/>
-          <w:szCs w:val="21"/>
-        </w:rPr>
-        <w:t xml:space="preserve">:①本次增資 700 萬元係依業主 115/9/2 指示;②「增資後實收資本額 3,800 萬元」係依 3,100 萬+700 萬推算,</w:t>
-      </w:r>
-      <w:r>
-        <w:rPr>
-          <w:rFonts w:ascii="Microsoft JhengHei" w:cs="Microsoft JhengHei" w:eastAsia="Microsoft JhengHei" w:hAnsi="Microsoft JhengHei"/>
-          <w:b/>
-          <w:bCs/>
-          <w:sz w:val="21"/>
-          <w:szCs w:val="21"/>
-        </w:rPr>
-        <w:t xml:space="preserve">發文前以經濟部核准函及變更登記表所載實收資本額覆核</w:t>
-      </w:r>
-      <w:r>
-        <w:rPr>
-          <w:rFonts w:ascii="Microsoft JhengHei" w:cs="Microsoft JhengHei" w:eastAsia="Microsoft JhengHei" w:hAnsi="Microsoft JhengHei"/>
-          <w:sz w:val="21"/>
-          <w:szCs w:val="21"/>
-        </w:rPr>
-        <w:t xml:space="preserve">,不符即以登記表為準改寫;③經濟部函之日期、字號(經授商字第○號)自核准函抄錄填入。</w:t>
+        <w:t xml:space="preserve">經濟部文件已於 115/9/2 判讀核對,數字均已回填</w:t>
+      </w:r>
+      <w:r>
+        <w:rPr>
+          <w:rFonts w:ascii="Microsoft JhengHei" w:cs="Microsoft JhengHei" w:eastAsia="Microsoft JhengHei" w:hAnsi="Microsoft JhengHei"/>
+          <w:sz w:val="21"/>
+          <w:szCs w:val="21"/>
+        </w:rPr>
+        <w:t xml:space="preserve">:經濟部 115/7/27 經授商字第 11530609290 號函(准予發行新股變更登記;另董事持股變動報備准予備查),變更登記表載:本次股本增加=現金 70 萬股、700 萬元;實收資本總額 3,800 萬元;資本總額 5,000 萬元;每股 10 元;已發行 380 萬股。掃描檔歸檔於 repo </w:t>
+      </w:r>
+      <w:r>
+        <w:rPr>
+          <w:rFonts w:ascii="Consolas" w:cs="Consolas" w:eastAsia="Consolas" w:hAnsi="Consolas"/>
+          <w:sz w:val="21"/>
+          <w:szCs w:val="21"/>
+        </w:rPr>
+        <w:t xml:space="preserve">縣府案件/附件/1150727_經濟部經授商字第11530609290號函_增資700萬核准變更登記暨變更登記表.pdf</w:t>
+      </w:r>
+      <w:r>
+        <w:rPr>
+          <w:rFonts w:ascii="Microsoft JhengHei" w:cs="Microsoft JhengHei" w:eastAsia="Microsoft JhengHei" w:hAnsi="Microsoft JhengHei"/>
+          <w:sz w:val="21"/>
+          <w:szCs w:val="21"/>
+        </w:rPr>
+        <w:t xml:space="preserve">(待轉存雲端附件庫)。</w:t>
+      </w:r>
+      <w:r>
+        <w:rPr>
+          <w:rFonts w:ascii="Microsoft JhengHei" w:cs="Microsoft JhengHei" w:eastAsia="Microsoft JhengHei" w:hAnsi="Microsoft JhengHei"/>
+          <w:b/>
+          <w:bCs/>
+          <w:sz w:val="21"/>
+          <w:szCs w:val="21"/>
+        </w:rPr>
+        <w:t xml:space="preserve">發文用之附件請以紙本正本影印</w:t>
+      </w:r>
+      <w:r>
+        <w:rPr>
+          <w:rFonts w:ascii="Microsoft JhengHei" w:cs="Microsoft JhengHei" w:eastAsia="Microsoft JhengHei" w:hAnsi="Microsoft JhengHei"/>
+          <w:sz w:val="21"/>
+          <w:szCs w:val="21"/>
+        </w:rPr>
+        <w:t xml:space="preserve">。
+1-1. 經濟部函主旨併載「董事持股變動報備,准予備查」;本函僅報增資事項。若業主欲併向縣府敘明董事持股變動,再增列一段,先確認是否有必要(縣府未曾函詢此節)。
+1-2. </w:t>
+      </w:r>
+      <w:r>
+        <w:rPr>
+          <w:rFonts w:ascii="Microsoft JhengHei" w:cs="Microsoft JhengHei" w:eastAsia="Microsoft JhengHei" w:hAnsi="Microsoft JhengHei"/>
+          <w:b/>
+          <w:bCs/>
+          <w:sz w:val="21"/>
+          <w:szCs w:val="21"/>
+        </w:rPr>
+        <w:t xml:space="preserve">時效</w:t>
+      </w:r>
+      <w:r>
+        <w:rPr>
+          <w:rFonts w:ascii="Microsoft JhengHei" w:cs="Microsoft JhengHei" w:eastAsia="Microsoft JhengHei" w:hAnsi="Microsoft JhengHei"/>
+          <w:sz w:val="21"/>
+          <w:szCs w:val="21"/>
+        </w:rPr>
+        <w:t xml:space="preserve">:115/4/29 函承諾「完成變更登記後 10 日內函報備查」,核准日 115/7/27,現已逾該期程——函內不自陳逾期、亦不解釋,但</w:t>
+      </w:r>
+      <w:r>
+        <w:rPr>
+          <w:rFonts w:ascii="Microsoft JhengHei" w:cs="Microsoft JhengHei" w:eastAsia="Microsoft JhengHei" w:hAnsi="Microsoft JhengHei"/>
+          <w:b/>
+          <w:bCs/>
+          <w:sz w:val="21"/>
+          <w:szCs w:val="21"/>
+        </w:rPr>
+        <w:t xml:space="preserve">用印後儘速親送</w:t>
+      </w:r>
+      <w:r>
+        <w:rPr>
+          <w:rFonts w:ascii="Microsoft JhengHei" w:cs="Microsoft JhengHei" w:eastAsia="Microsoft JhengHei" w:hAnsi="Microsoft JhengHei"/>
+          <w:sz w:val="21"/>
+          <w:szCs w:val="21"/>
+        </w:rPr>
+        <w:t xml:space="preserve">,愈快愈好。</w:t>
       </w:r>
     </w:p>
     <w:p>
@@ -638,7 +692,7 @@
           <w:sz w:val="21"/>
           <w:szCs w:val="21"/>
         </w:rPr>
-        <w:t xml:space="preserve">空白欄位:發文日期、經濟部函日期字號、附件份數,</w:t>
+        <w:t xml:space="preserve">空白欄位:發文日期、附件 3 份數,</w:t>
       </w:r>
       <w:r>
         <w:rPr>
@@ -656,7 +710,7 @@
           <w:sz w:val="21"/>
           <w:szCs w:val="21"/>
         </w:rPr>
-        <w:t xml:space="preserve">。</w:t>
+        <w:t xml:space="preserve">(經濟部函日期字號已填訖)。</w:t>
       </w:r>
     </w:p>
     <w:p>
@@ -678,7 +732,7 @@
           <w:sz w:val="21"/>
           <w:szCs w:val="21"/>
         </w:rPr>
-        <w:t xml:space="preserve">附件列了就要真的附:經濟部核准函、變更登記表未到手前不得發文;財報若因另函(文 18)已送而不重附,刪附件 3 並將說明三末句改為「不另檢附」。</w:t>
+        <w:t xml:space="preserve">附件列了就要真的附:經濟部核准函與變更登記表已到手(見第 1 點);財報若因另函(文 18)已送而不重附,刪附件 3 並將說明三末句改為「不另檢附」。</w:t>
       </w:r>
     </w:p>
     <w:p>
